--- a/modelos_unificados/PropostaPlanialtimetrico.docx
+++ b/modelos_unificados/PropostaPlanialtimetrico.docx
@@ -136,7 +136,7 @@
           <w:sz w:val="24"/>
           <w:szCs w:val="24"/>
         </w:rPr>
-        <w:t>${Cidade}, ${</w:t>
+        <w:t>${empresa_cidade}, ${</w:t>
       </w:r>
       <w:proofErr w:type="spellStart"/>
       <w:r>
@@ -146,7 +146,7 @@
           <w:sz w:val="24"/>
           <w:szCs w:val="24"/>
         </w:rPr>
-        <w:t>${data_extenso}</w:t>
+        <w:t>${data_emissao_extenso}</w:t>
       </w:r>
       <w:proofErr w:type="spellEnd"/>
       <w:r>
@@ -385,7 +385,7 @@
           <w:sz w:val="24"/>
           <w:szCs w:val="24"/>
         </w:rPr>
-        <w:t>${celular_cliente}</w:t>
+        <w:t>${whatsapp_cliente}</w:t>
       </w:r>
       <w:proofErr w:type="spellEnd"/>
       <w:r>
@@ -736,7 +736,7 @@
           <w:sz w:val="24"/>
           <w:szCs w:val="24"/>
         </w:rPr>
-        <w:t>##TEMP_${empresa}##</w:t>
+        <w:t>##TEMP_${empresa_nome}##</w:t>
       </w:r>
       <w:r>
         <w:rPr>
@@ -821,7 +821,7 @@
           <w:sz w:val="24"/>
           <w:szCs w:val="24"/>
         </w:rPr>
-        <w:t>##TEMP_${finalidade}##</w:t>
+        <w:t>##TEMP_${finalidade_obra}##</w:t>
       </w:r>
     </w:p>
     <w:p>
@@ -2535,7 +2535,7 @@
           <w:sz w:val="24"/>
           <w:szCs w:val="24"/>
         </w:rPr>
-        <w:t xml:space="preserve"> ${Veiculo}</w:t>
+        <w:t xml:space="preserve"> ${veiculo}</w:t>
       </w:r>
     </w:p>
     <w:p>
@@ -2646,7 +2646,7 @@
           <w:sz w:val="24"/>
           <w:szCs w:val="24"/>
         </w:rPr>
-        <w:t xml:space="preserve"> ${GPS}</w:t>
+        <w:t xml:space="preserve"> ${gps}</w:t>
       </w:r>
     </w:p>
     <w:p>
@@ -2686,7 +2686,7 @@
           <w:sz w:val="24"/>
           <w:szCs w:val="24"/>
         </w:rPr>
-        <w:t xml:space="preserve"> ${Drone}</w:t>
+        <w:t xml:space="preserve"> ${drone}</w:t>
       </w:r>
     </w:p>
     <w:p>
@@ -2775,7 +2775,7 @@
           <w:sz w:val="24"/>
           <w:szCs w:val="24"/>
         </w:rPr>
-        <w:t>${valor_extenso}</w:t>
+        <w:t>${valor_total_extenso}</w:t>
       </w:r>
       <w:proofErr w:type="spellEnd"/>
       <w:r>
@@ -3090,7 +3090,7 @@
           <w:sz w:val="24"/>
           <w:szCs w:val="24"/>
         </w:rPr>
-        <w:t>Banco: ${Banco}</w:t>
+        <w:t>Banco: ${banco_nome}</w:t>
       </w:r>
     </w:p>
     <w:p>
@@ -3115,7 +3115,7 @@
           <w:sz w:val="24"/>
           <w:szCs w:val="24"/>
         </w:rPr>
-        <w:t>Agência: ${Agencia}</w:t>
+        <w:t>Agência: ${banco_agencia}</w:t>
       </w:r>
     </w:p>
     <w:p>
@@ -3140,7 +3140,7 @@
           <w:sz w:val="24"/>
           <w:szCs w:val="24"/>
         </w:rPr>
-        <w:t>Conta Corrente: ${Conta}</w:t>
+        <w:t>Conta Corrente: ${banco_conta}</w:t>
       </w:r>
     </w:p>
     <w:p>
@@ -3165,7 +3165,7 @@
           <w:sz w:val="24"/>
           <w:szCs w:val="24"/>
         </w:rPr>
-        <w:t>Titular: ##TEMP_${empresa}##</w:t>
+        <w:t>Titular: ##TEMP_${empresa_nome}##</w:t>
       </w:r>
     </w:p>
     <w:p>
@@ -3190,7 +3190,7 @@
           <w:sz w:val="24"/>
           <w:szCs w:val="24"/>
         </w:rPr>
-        <w:t>${cnpj}: ##TEMP_${cnpj}##</w:t>
+        <w:t>${empresa_cnpj}: ##TEMP_${empresa_cnpj}##</w:t>
       </w:r>
     </w:p>
     <w:p>
@@ -3370,7 +3370,7 @@
           <w:szCs w:val="24"/>
         </w:rPr>
         <w:lastRenderedPageBreak/>
-        <w:t>##TEMP_${empresa}##</w:t>
+        <w:t>##TEMP_${empresa_nome}##</w:t>
       </w:r>
     </w:p>
     <w:p>
